--- a/专利交底书-基于ForgeBrain世界模型的机器人抓取操作.docx
+++ b/专利交底书-基于ForgeBrain世界模型的机器人抓取操作.docx
@@ -1974,6 +1974,18 @@
     </w:p>
     <w:p>
       <w:pPr>
+        <w:ind w:firstLine="480"/>
+      </w:pPr>
+      <w:r>
+        <w:rPr>
+          <w:rFonts w:ascii="Times New Roman" w:hAnsi="Times New Roman" w:eastAsia="宋体"/>
+          <w:b w:val="0"/>
+        </w:rPr>
+        <w:t>核心保护点围绕 ForgeBrain 世界模型本体的架构创新展开：</w:t>
+      </w:r>
+    </w:p>
+    <w:p>
+      <w:pPr>
         <w:ind w:left="420" w:hanging="278"/>
       </w:pPr>
       <w:r>
@@ -1987,14 +1999,28 @@
           <w:rFonts w:ascii="Times New Roman" w:hAnsi="Times New Roman" w:eastAsia="宋体"/>
           <w:b/>
         </w:rPr>
-        <w:t>独立方法权利要求</w:t>
+        <w:t>独立权利要求一（世界模型架构/装置）</w:t>
       </w:r>
       <w:r>
         <w:rPr>
           <w:rFonts w:ascii="Times New Roman" w:hAnsi="Times New Roman" w:eastAsia="宋体"/>
           <w:b w:val="0"/>
         </w:rPr>
-        <w:t>：候选动作多次预演 → 同模型推理塔任务级评估 → 含不确定性惩罚与保守风险聚合的综合评分式（1）→ 低置信度整体拒绝执行的闭环决策方法（4.5 节）；</w:t>
+        <w:t>：一种双塔混合 Transformer 世界模型——每个解码层内含两条并行通路：推理塔通路（自回归、因果自注意力的视觉-语言-物理推理通路）与生成塔通路（扩散式、双向自注意力的生成通路）；生成塔经</w:t>
+      </w:r>
+      <w:r>
+        <w:rPr>
+          <w:rFonts w:ascii="Times New Roman" w:hAnsi="Times New Roman" w:eastAsia="宋体"/>
+          <w:b/>
+        </w:rPr>
+        <w:t>单向跨塔注意力</w:t>
+      </w:r>
+      <w:r>
+        <w:rPr>
+          <w:rFonts w:ascii="Times New Roman" w:hAnsi="Times New Roman" w:eastAsia="宋体"/>
+          <w:b w:val="0"/>
+        </w:rPr>
+        <w:t>逐层读取推理塔的键值缓存作为条件上下文，信息流仅由推理塔流向生成塔；推理塔可脱离生成塔独立运行；</w:t>
       </w:r>
     </w:p>
     <w:p>
@@ -2012,14 +2038,28 @@
           <w:rFonts w:ascii="Times New Roman" w:hAnsi="Times New Roman" w:eastAsia="宋体"/>
           <w:b/>
         </w:rPr>
-        <w:t>从属</w:t>
+        <w:t>从属（全模态统一表征）</w:t>
       </w:r>
       <w:r>
         <w:rPr>
           <w:rFonts w:ascii="Times New Roman" w:hAnsi="Times New Roman" w:eastAsia="宋体"/>
           <w:b w:val="0"/>
         </w:rPr>
-        <w:t>：执行期潜空间偏差 EWMA 双阈值监测与降速/中止机制（4.6 节）；</w:t>
+        <w:t>：文本、图像、视频、音频、动作五种模态经各自 token 化器离散化后拼接为统一序列，通过</w:t>
+      </w:r>
+      <w:r>
+        <w:rPr>
+          <w:rFonts w:ascii="Times New Roman" w:hAnsi="Times New Roman" w:eastAsia="宋体"/>
+          <w:b/>
+        </w:rPr>
+        <w:t>三维时空旋转位置编码</w:t>
+      </w:r>
+      <w:r>
+        <w:rPr>
+          <w:rFonts w:ascii="Times New Roman" w:hAnsi="Times New Roman" w:eastAsia="宋体"/>
+          <w:b w:val="0"/>
+        </w:rPr>
+        <w:t>（位置索引为时间 t、空间 x、空间 y，动作与音频 token 仅占用时间维）将全部模态对齐到同一时间轴，使预演视频、接触声音与动作序列天然同步；</w:t>
       </w:r>
     </w:p>
     <w:p>
@@ -2037,14 +2077,14 @@
           <w:rFonts w:ascii="Times New Roman" w:hAnsi="Times New Roman" w:eastAsia="宋体"/>
           <w:b/>
         </w:rPr>
-        <w:t>从属</w:t>
+        <w:t>从属（动作模态与动作条件预演）</w:t>
       </w:r>
       <w:r>
         <w:rPr>
           <w:rFonts w:ascii="Times New Roman" w:hAnsi="Times New Roman" w:eastAsia="宋体"/>
           <w:b w:val="0"/>
         </w:rPr>
-        <w:t>：失败条件化数据自生成 + 推理塔自动标注 + 回放防遗忘 LoRA 微调 + 回归验证门的自进化闭环（4.7 节）；</w:t>
+        <w:t>：关节角增量 Δq、夹爪开度 g、末端力旋量 F 经分箱量化为动作 token 并按长度 H 的动作块（action chunk）组织；同一生成塔既能以文本/观测为条件输出动作序列（动作生成），也能以"观测+动作"为条件输出未来视频与同步音频（动作条件预演 rollout），两种能力共享同一套权重；</w:t>
       </w:r>
     </w:p>
     <w:p>
@@ -2062,14 +2102,14 @@
           <w:rFonts w:ascii="Times New Roman" w:hAnsi="Times New Roman" w:eastAsia="宋体"/>
           <w:b/>
         </w:rPr>
-        <w:t>从属</w:t>
+        <w:t>从属（快慢双推理形态）</w:t>
       </w:r>
       <w:r>
         <w:rPr>
           <w:rFonts w:ascii="Times New Roman" w:hAnsi="Times New Roman" w:eastAsia="宋体"/>
           <w:b w:val="0"/>
         </w:rPr>
-        <w:t>：基于场景复杂度评分的快慢双通道门控及"中止后强制慢通道"策略（4.8 节）；</w:t>
+        <w:t>：得益于单向信息流，推理塔可单独激活构成低时延快通道（反应式控制），双塔联合激活构成预演慢通道（深思熟虑规划），由场景复杂度门控（4.8 节）在同一模型上动态切换；</w:t>
       </w:r>
     </w:p>
     <w:p>
@@ -2087,14 +2127,14 @@
           <w:rFonts w:ascii="Times New Roman" w:hAnsi="Times New Roman" w:eastAsia="宋体"/>
           <w:b/>
         </w:rPr>
-        <w:t>独立系统/装置权利要求</w:t>
+        <w:t>独立权利要求二（机器人操作方法）</w:t>
       </w:r>
       <w:r>
         <w:rPr>
           <w:rFonts w:ascii="Times New Roman" w:hAnsi="Times New Roman" w:eastAsia="宋体"/>
           <w:b w:val="0"/>
         </w:rPr>
-        <w:t>：按 4.3、4.4 节的部件组成与连接关系撰写，核心结构特征为"推理塔—单向跨塔注意力—生成塔"双塔耦合与三维时空旋转位置编码的多模态时间轴对齐；</w:t>
+        <w:t>：基于上述世界模型的"候选动作多次预演 → 推理塔任务级评估 → 式(1)含不确定性惩罚与保守风险聚合的综合评分 → 低置信度整体拒绝执行"闭环决策方法（4.5 节）；其从属包括：执行期潜空间偏差 EWMA 双阈值监测（4.6 节）、失败条件化数据自生成与 LoRA 微调闭环（4.7 节）；</w:t>
       </w:r>
     </w:p>
     <w:p>
@@ -2110,9 +2150,53 @@
       <w:r>
         <w:rPr>
           <w:rFonts w:ascii="Times New Roman" w:hAnsi="Times New Roman" w:eastAsia="宋体"/>
+          <w:b/>
+        </w:rPr>
+        <w:t>独立权利要求三（系统/装置）</w:t>
+      </w:r>
+      <w:r>
+        <w:rPr>
+          <w:rFonts w:ascii="Times New Roman" w:hAnsi="Times New Roman" w:eastAsia="宋体"/>
+          <w:b w:val="0"/>
+        </w:rPr>
+        <w:t>：按 4.3、4.4 节的部件组成与连接关系撰写，将权利要求一的模型架构作为系统核心部件特征引入；</w:t>
+      </w:r>
+    </w:p>
+    <w:p>
+      <w:pPr>
+        <w:ind w:left="420" w:hanging="278"/>
+      </w:pPr>
+      <w:r>
+        <w:rPr>
+          <w:rFonts w:ascii="Times New Roman" w:hAnsi="Times New Roman" w:eastAsia="宋体"/>
+        </w:rPr>
+        <w:t>7．</w:t>
+      </w:r>
+      <w:r>
+        <w:rPr>
+          <w:rFonts w:ascii="Times New Roman" w:hAnsi="Times New Roman" w:eastAsia="宋体"/>
           <w:b w:val="0"/>
         </w:rPr>
         <w:t>可补充计算机可读存储介质与电子设备权利要求。</w:t>
+      </w:r>
+    </w:p>
+    <w:p>
+      <w:pPr>
+        <w:ind w:firstLine="480"/>
+      </w:pPr>
+      <w:r>
+        <w:rPr>
+          <w:rFonts w:ascii="Times New Roman" w:hAnsi="Times New Roman" w:eastAsia="宋体"/>
+          <w:b/>
+        </w:rPr>
+        <w:t>查新与撰写风险提示（重要）</w:t>
+      </w:r>
+      <w:r>
+        <w:rPr>
+          <w:rFonts w:ascii="Times New Roman" w:hAnsi="Times New Roman" w:eastAsia="宋体"/>
+          <w:b w:val="0"/>
+        </w:rPr>
+        <w:t>：上述第 1–4 项模型架构特征与申请日前（2026 年 6 月）已公开的开源世界模型技术方案存在高度重合，单独以这些架构特征成权面临较高的新颖性/创造性驳回风险。建议：(a) 权利要求一采用"架构特征 + 机器人多模态传感/执行部件连接关系"的组合撰写以构造区别特征；(b) 以权利要求二（预演-评估-拒绝执行闭环方法）作为并列且更稳妥的保护层；(c) 提交前务必由代理人完成正式查新检索并据此调整权利要求布局。</w:t>
       </w:r>
     </w:p>
     <w:p>
